--- a/forks/docx_report/static/src/docx/contract.docx
+++ b/forks/docx_report/static/src/docx/contract.docx
@@ -685,7 +685,7 @@
           <w:kern w:val="0"/>
           <w:lang w:eastAsia="ru-RU"/>
         </w:rPr>
-        <w:t>{{ record.sale_order_id.name }}</w:t>
+        <w:t>{{ record.saleorder_id.name }}</w:t>
       </w:r>
       <w:r>
         <w:rPr>
@@ -795,7 +795,7 @@
           <w:kern w:val="0"/>
           <w:lang w:val="en-US" w:eastAsia="ru-RU"/>
         </w:rPr>
-        <w:t>{% for line in record.sale_order_id.order_line %}</w:t>
+        <w:t>{% for line in record.saleorder_id.order_line %}</w:t>
       </w:r>
     </w:p>
     <w:p>
@@ -866,7 +866,7 @@
           <w:kern w:val="0"/>
           <w:lang w:val="en-US" w:eastAsia="ru-RU"/>
         </w:rPr>
-        <w:t xml:space="preserve"> {{ "{:,.2f}".format(line.price_subtotal) }} {{ record.sale_order_id.currency_id.symbol }};</w:t>
+        <w:t xml:space="preserve"> {{ "{:,.2f}".format(line.price_subtotal) }} {{ record.saleorder_id.currency_id.symbol }};</w:t>
       </w:r>
     </w:p>
     <w:p>
@@ -943,15 +943,15 @@
           <w:kern w:val="0"/>
           <w:lang w:eastAsia="ru-RU"/>
         </w:rPr>
-        <w:t>{{ "{:,.2f}".format(record.sale_order_id.amount_total) }} {{ record.sale_order_id.currency_id.name }}</w:t>
-      </w:r>
-      <w:r>
-        <w:rPr>
-          <w:rFonts w:eastAsia="Times New Roman" w:cs="Arial" w:ascii="Arial" w:hAnsi="Arial"/>
-          <w:kern w:val="0"/>
-          <w:lang w:eastAsia="ru-RU"/>
-        </w:rPr>
-        <w:t>, в том числе НДС {{ "{:,.2f}".format(record.sale_order_id.amount_tax) }} {{ record.sale_order_id.currency_id.symbol }}.</w:t>
+        <w:t>{{ "{:,.2f}".format(record.saleorder_id.amount_total) }} {{ record.saleorder_id.currency_id.name }}</w:t>
+      </w:r>
+      <w:r>
+        <w:rPr>
+          <w:rFonts w:eastAsia="Times New Roman" w:cs="Arial" w:ascii="Arial" w:hAnsi="Arial"/>
+          <w:kern w:val="0"/>
+          <w:lang w:eastAsia="ru-RU"/>
+        </w:rPr>
+        <w:t>, в том числе НДС {{ "{:,.2f}".format(record.saleorder_id.amount_tax) }} {{ record.saleorder_id.currency_id.symbol }}.</w:t>
       </w:r>
     </w:p>
     <w:p>
@@ -970,7 +970,7 @@
           <w:kern w:val="0"/>
           <w:lang w:eastAsia="ru-RU"/>
         </w:rPr>
-        <w:t>2.2. Оплата производится в течение {{ record.sale_order_id.payment_term_id.name or '5' }} рабочих дней с момента подписания Договора.</w:t>
+        <w:t>2.2. Оплата производится в течение {{ record.saleorder_id.payment_term_id.name or '5' }} рабочих дней с момента подписания Договора.</w:t>
       </w:r>
     </w:p>
     <w:p>
@@ -1380,7 +1380,7 @@
                 <w:kern w:val="0"/>
                 <w:lang w:val="en-US" w:eastAsia="ru-RU"/>
               </w:rPr>
-              <w:t>: {{ record.company_id.bank_ids[0].acc_number if record.company_id.bank_ids else '__________' }}</w:t>
+              <w:t>: {{ record.company_id.bank_ids[0].account_number if record.company_id.bank_ids else '__________' }}</w:t>
             </w:r>
           </w:p>
         </w:tc>
